--- a/01.WORKING_SPACE/3.DangVanHau-25410203/QuyTrinhHoanTraHang.docx
+++ b/01.WORKING_SPACE/3.DangVanHau-25410203/QuyTrinhHoanTraHang.docx
@@ -70,7 +70,7 @@
           <w:noProof/>
         </w:rPr>
         <w:drawing>
-          <wp:inline distT="0" distB="0" distL="0" distR="0" wp14:anchorId="6D0A58B9" wp14:editId="40FAA160">
+          <wp:inline distT="0" distB="0" distL="0" distR="0" wp14:anchorId="33D53A2A" wp14:editId="1625360D">
             <wp:extent cx="5669280" cy="992124"/>
             <wp:effectExtent l="0" t="0" r="0" b="0"/>
             <wp:docPr id="1" name="Picture 1"/>
@@ -81,7 +81,7 @@
               <a:graphicData uri="http://schemas.openxmlformats.org/drawingml/2006/picture">
                 <pic:pic xmlns:pic="http://schemas.openxmlformats.org/drawingml/2006/picture">
                   <pic:nvPicPr>
-                    <pic:cNvPr id="0" name="kientruc_hoantra_chevron.png"/>
+                    <pic:cNvPr id="0" name="HoanTra_Hinh_3_8_0_KienTrucQuyTrinh.png"/>
                     <pic:cNvPicPr/>
                   </pic:nvPicPr>
                   <pic:blipFill>
@@ -241,10 +241,6 @@
     <w:p>
       <w:pPr>
         <w:spacing w:before="40" w:after="80"/>
-        <w:rPr>
-          <w:rFonts w:ascii="Times New Roman" w:hAnsi="Times New Roman"/>
-          <w:color w:val="000000"/>
-        </w:rPr>
       </w:pPr>
       <w:r>
         <w:rPr>
@@ -256,15 +252,16 @@
     </w:p>
     <w:p>
       <w:pPr>
-        <w:spacing w:before="40" w:after="80"/>
+        <w:spacing w:before="80" w:after="40"/>
+        <w:jc w:val="center"/>
       </w:pPr>
       <w:r>
         <w:lastRenderedPageBreak/>
         <w:drawing>
-          <wp:inline distT="0" distB="0" distL="0" distR="0" wp14:anchorId="6AD0BBF4" wp14:editId="098E2901">
-            <wp:extent cx="5943600" cy="2718435"/>
-            <wp:effectExtent l="0" t="0" r="0" b="5715"/>
-            <wp:docPr id="567369676" name="Picture 1"/>
+          <wp:inline distT="0" distB="0" distL="0" distR="0" wp14:anchorId="17505A94" wp14:editId="6D342864">
+            <wp:extent cx="5943600" cy="2715895"/>
+            <wp:effectExtent l="0" t="0" r="0" b="8255"/>
+            <wp:docPr id="916101155" name="Picture 1"/>
             <wp:cNvGraphicFramePr>
               <a:graphicFrameLocks xmlns:a="http://schemas.openxmlformats.org/drawingml/2006/main" noChangeAspect="1"/>
             </wp:cNvGraphicFramePr>
@@ -272,7 +269,7 @@
               <a:graphicData uri="http://schemas.openxmlformats.org/drawingml/2006/picture">
                 <pic:pic xmlns:pic="http://schemas.openxmlformats.org/drawingml/2006/picture">
                   <pic:nvPicPr>
-                    <pic:cNvPr id="567369676" name=""/>
+                    <pic:cNvPr id="916101155" name=""/>
                     <pic:cNvPicPr/>
                   </pic:nvPicPr>
                   <pic:blipFill>
@@ -284,7 +281,7 @@
                   <pic:spPr>
                     <a:xfrm>
                       <a:off x="0" y="0"/>
-                      <a:ext cx="5943600" cy="2718435"/>
+                      <a:ext cx="5943600" cy="2715895"/>
                     </a:xfrm>
                     <a:prstGeom prst="rect">
                       <a:avLst/>
@@ -6035,10 +6032,10 @@
           <w:noProof/>
         </w:rPr>
         <w:drawing>
-          <wp:inline distT="0" distB="0" distL="0" distR="0" wp14:anchorId="6A0DC21B" wp14:editId="2CDC64AB">
-            <wp:extent cx="5669280" cy="3023616"/>
+          <wp:inline distT="0" distB="0" distL="0" distR="0" wp14:anchorId="3F617440" wp14:editId="18B591F2">
+            <wp:extent cx="5669280" cy="1889760"/>
             <wp:effectExtent l="0" t="0" r="0" b="0"/>
-            <wp:docPr id="2" name="Picture 2"/>
+            <wp:docPr id="3" name="Picture 3"/>
             <wp:cNvGraphicFramePr>
               <a:graphicFrameLocks xmlns:a="http://schemas.openxmlformats.org/drawingml/2006/main" noChangeAspect="1"/>
             </wp:cNvGraphicFramePr>
@@ -6046,7 +6043,7 @@
               <a:graphicData uri="http://schemas.openxmlformats.org/drawingml/2006/picture">
                 <pic:pic xmlns:pic="http://schemas.openxmlformats.org/drawingml/2006/picture">
                   <pic:nvPicPr>
-                    <pic:cNvPr id="0" name="why_why_1.png"/>
+                    <pic:cNvPr id="0" name="HoanTra_Hinh_3_8_2_WhyWhy_ThoiGianChoDoiSoat.png"/>
                     <pic:cNvPicPr/>
                   </pic:nvPicPr>
                   <pic:blipFill>
@@ -6058,7 +6055,7 @@
                   <pic:spPr>
                     <a:xfrm>
                       <a:off x="0" y="0"/>
-                      <a:ext cx="5669280" cy="3023616"/>
+                      <a:ext cx="5669280" cy="1889760"/>
                     </a:xfrm>
                     <a:prstGeom prst="rect">
                       <a:avLst/>
@@ -6110,12 +6107,11 @@
         <w:rPr>
           <w:noProof/>
         </w:rPr>
-        <w:lastRenderedPageBreak/>
         <w:drawing>
-          <wp:inline distT="0" distB="0" distL="0" distR="0" wp14:anchorId="1E0ECC50" wp14:editId="38C0EAE3">
-            <wp:extent cx="5669280" cy="3023616"/>
+          <wp:inline distT="0" distB="0" distL="0" distR="0" wp14:anchorId="08ACAA76" wp14:editId="63143786">
+            <wp:extent cx="5669280" cy="1889760"/>
             <wp:effectExtent l="0" t="0" r="0" b="0"/>
-            <wp:docPr id="3" name="Picture 3"/>
+            <wp:docPr id="4" name="Picture 4"/>
             <wp:cNvGraphicFramePr>
               <a:graphicFrameLocks xmlns:a="http://schemas.openxmlformats.org/drawingml/2006/main" noChangeAspect="1"/>
             </wp:cNvGraphicFramePr>
@@ -6123,7 +6119,7 @@
               <a:graphicData uri="http://schemas.openxmlformats.org/drawingml/2006/picture">
                 <pic:pic xmlns:pic="http://schemas.openxmlformats.org/drawingml/2006/picture">
                   <pic:nvPicPr>
-                    <pic:cNvPr id="0" name="why_why_2.png"/>
+                    <pic:cNvPr id="0" name="HoanTra_Hinh_3_8_3_WhyWhy_SaiSotChungTu.png"/>
                     <pic:cNvPicPr/>
                   </pic:nvPicPr>
                   <pic:blipFill>
@@ -6135,7 +6131,7 @@
                   <pic:spPr>
                     <a:xfrm>
                       <a:off x="0" y="0"/>
-                      <a:ext cx="5669280" cy="3023616"/>
+                      <a:ext cx="5669280" cy="1889760"/>
                     </a:xfrm>
                     <a:prstGeom prst="rect">
                       <a:avLst/>
@@ -6175,6 +6171,7 @@
           <w:i/>
           <w:color w:val="000000"/>
         </w:rPr>
+        <w:lastRenderedPageBreak/>
         <w:t>Hàng hoàn tồn đọng tại kho chờ duyệt biên bản</w:t>
       </w:r>
     </w:p>
@@ -6188,10 +6185,10 @@
           <w:noProof/>
         </w:rPr>
         <w:drawing>
-          <wp:inline distT="0" distB="0" distL="0" distR="0" wp14:anchorId="5BFFC76D" wp14:editId="7E928CF1">
-            <wp:extent cx="5669280" cy="3023616"/>
+          <wp:inline distT="0" distB="0" distL="0" distR="0" wp14:anchorId="19A2F489" wp14:editId="1B8BF1FB">
+            <wp:extent cx="5669280" cy="1889760"/>
             <wp:effectExtent l="0" t="0" r="0" b="0"/>
-            <wp:docPr id="4" name="Picture 4"/>
+            <wp:docPr id="5" name="Picture 5"/>
             <wp:cNvGraphicFramePr>
               <a:graphicFrameLocks xmlns:a="http://schemas.openxmlformats.org/drawingml/2006/main" noChangeAspect="1"/>
             </wp:cNvGraphicFramePr>
@@ -6199,7 +6196,7 @@
               <a:graphicData uri="http://schemas.openxmlformats.org/drawingml/2006/picture">
                 <pic:pic xmlns:pic="http://schemas.openxmlformats.org/drawingml/2006/picture">
                   <pic:nvPicPr>
-                    <pic:cNvPr id="0" name="why_why_3.png"/>
+                    <pic:cNvPr id="0" name="HoanTra_Hinh_3_8_4_WhyWhy_HangTonDongLuuKho.png"/>
                     <pic:cNvPicPr/>
                   </pic:nvPicPr>
                   <pic:blipFill>
@@ -6211,7 +6208,7 @@
                   <pic:spPr>
                     <a:xfrm>
                       <a:off x="0" y="0"/>
-                      <a:ext cx="5669280" cy="3023616"/>
+                      <a:ext cx="5669280" cy="1889760"/>
                     </a:xfrm>
                     <a:prstGeom prst="rect">
                       <a:avLst/>
@@ -6263,12 +6260,11 @@
         <w:rPr>
           <w:noProof/>
         </w:rPr>
-        <w:lastRenderedPageBreak/>
         <w:drawing>
-          <wp:inline distT="0" distB="0" distL="0" distR="0" wp14:anchorId="5735EC6A" wp14:editId="4ABB89E1">
-            <wp:extent cx="5669280" cy="3023616"/>
+          <wp:inline distT="0" distB="0" distL="0" distR="0" wp14:anchorId="62CEE53A" wp14:editId="363CC101">
+            <wp:extent cx="5669280" cy="1889760"/>
             <wp:effectExtent l="0" t="0" r="0" b="0"/>
-            <wp:docPr id="5" name="Picture 5"/>
+            <wp:docPr id="6" name="Picture 6"/>
             <wp:cNvGraphicFramePr>
               <a:graphicFrameLocks xmlns:a="http://schemas.openxmlformats.org/drawingml/2006/main" noChangeAspect="1"/>
             </wp:cNvGraphicFramePr>
@@ -6276,7 +6272,7 @@
               <a:graphicData uri="http://schemas.openxmlformats.org/drawingml/2006/picture">
                 <pic:pic xmlns:pic="http://schemas.openxmlformats.org/drawingml/2006/picture">
                   <pic:nvPicPr>
-                    <pic:cNvPr id="0" name="why_why_4.png"/>
+                    <pic:cNvPr id="0" name="HoanTra_Hinh_3_8_5_WhyWhy_ShipperDiChuyenLapLai.png"/>
                     <pic:cNvPicPr/>
                   </pic:nvPicPr>
                   <pic:blipFill>
@@ -6288,7 +6284,7 @@
                   <pic:spPr>
                     <a:xfrm>
                       <a:off x="0" y="0"/>
-                      <a:ext cx="5669280" cy="3023616"/>
+                      <a:ext cx="5669280" cy="1889760"/>
                     </a:xfrm>
                     <a:prstGeom prst="rect">
                       <a:avLst/>
@@ -6341,10 +6337,10 @@
           <w:noProof/>
         </w:rPr>
         <w:drawing>
-          <wp:inline distT="0" distB="0" distL="0" distR="0" wp14:anchorId="17A561BF" wp14:editId="3EA38A2B">
-            <wp:extent cx="5669280" cy="3023616"/>
+          <wp:inline distT="0" distB="0" distL="0" distR="0" wp14:anchorId="53C52285" wp14:editId="4CCA3C61">
+            <wp:extent cx="5669280" cy="1889760"/>
             <wp:effectExtent l="0" t="0" r="0" b="0"/>
-            <wp:docPr id="6" name="Picture 6"/>
+            <wp:docPr id="7" name="Picture 7"/>
             <wp:cNvGraphicFramePr>
               <a:graphicFrameLocks xmlns:a="http://schemas.openxmlformats.org/drawingml/2006/main" noChangeAspect="1"/>
             </wp:cNvGraphicFramePr>
@@ -6352,7 +6348,7 @@
               <a:graphicData uri="http://schemas.openxmlformats.org/drawingml/2006/picture">
                 <pic:pic xmlns:pic="http://schemas.openxmlformats.org/drawingml/2006/picture">
                   <pic:nvPicPr>
-                    <pic:cNvPr id="0" name="why_why_5.png"/>
+                    <pic:cNvPr id="0" name="HoanTra_Hinh_3_8_6_WhyWhy_KiemTraDuLieuLapLai.png"/>
                     <pic:cNvPicPr/>
                   </pic:nvPicPr>
                   <pic:blipFill>
@@ -6364,7 +6360,7 @@
                   <pic:spPr>
                     <a:xfrm>
                       <a:off x="0" y="0"/>
-                      <a:ext cx="5669280" cy="3023616"/>
+                      <a:ext cx="5669280" cy="1889760"/>
                     </a:xfrm>
                     <a:prstGeom prst="rect">
                       <a:avLst/>
@@ -6430,6 +6426,7 @@
           <w:color w:val="000000"/>
           <w:sz w:val="26"/>
         </w:rPr>
+        <w:lastRenderedPageBreak/>
         <w:t>3.8.4.1. Thời gian</w:t>
       </w:r>
     </w:p>
@@ -6455,7 +6452,6 @@
           <w:b/>
           <w:color w:val="000000"/>
         </w:rPr>
-        <w:lastRenderedPageBreak/>
         <w:t>Thời gian xử lý theo từng bộ phận:</w:t>
       </w:r>
     </w:p>
@@ -7903,6 +7899,7 @@
                 <w:rFonts w:ascii="Times New Roman" w:hAnsi="Times New Roman"/>
                 <w:color w:val="000000"/>
               </w:rPr>
+              <w:lastRenderedPageBreak/>
               <w:t>Chờ khách bổ sung chứng từ</w:t>
             </w:r>
           </w:p>
@@ -7985,7 +7982,6 @@
                 <w:rFonts w:ascii="Times New Roman" w:hAnsi="Times New Roman"/>
                 <w:color w:val="000000"/>
               </w:rPr>
-              <w:lastRenderedPageBreak/>
               <w:t>Chờ Shipper di chuyển thu hồi</w:t>
             </w:r>
           </w:p>
@@ -9201,6 +9197,7 @@
                 <w:rFonts w:ascii="Times New Roman" w:hAnsi="Times New Roman"/>
                 <w:color w:val="000000"/>
               </w:rPr>
+              <w:lastRenderedPageBreak/>
               <w:t>Chi phí Shipper</w:t>
             </w:r>
           </w:p>
@@ -9283,7 +9280,6 @@
                 <w:rFonts w:ascii="Times New Roman" w:hAnsi="Times New Roman"/>
                 <w:color w:val="000000"/>
               </w:rPr>
-              <w:lastRenderedPageBreak/>
               <w:t>Chi phí ngoại lệ (biên bản bất thường)</w:t>
             </w:r>
           </w:p>
@@ -9537,31 +9533,31 @@
       </w:rPr>
     </w:lvl>
   </w:abstractNum>
-  <w:num w:numId="1" w16cid:durableId="1963153332">
+  <w:num w:numId="1" w16cid:durableId="946733159">
     <w:abstractNumId w:val="8"/>
   </w:num>
-  <w:num w:numId="2" w16cid:durableId="2048482002">
+  <w:num w:numId="2" w16cid:durableId="1832600828">
     <w:abstractNumId w:val="6"/>
   </w:num>
-  <w:num w:numId="3" w16cid:durableId="1236012946">
+  <w:num w:numId="3" w16cid:durableId="1462310098">
     <w:abstractNumId w:val="5"/>
   </w:num>
-  <w:num w:numId="4" w16cid:durableId="1989820337">
+  <w:num w:numId="4" w16cid:durableId="261883876">
     <w:abstractNumId w:val="4"/>
   </w:num>
-  <w:num w:numId="5" w16cid:durableId="555238898">
+  <w:num w:numId="5" w16cid:durableId="1547789779">
     <w:abstractNumId w:val="7"/>
   </w:num>
-  <w:num w:numId="6" w16cid:durableId="2083521074">
+  <w:num w:numId="6" w16cid:durableId="2131892333">
     <w:abstractNumId w:val="3"/>
   </w:num>
-  <w:num w:numId="7" w16cid:durableId="1187675785">
+  <w:num w:numId="7" w16cid:durableId="2084138378">
     <w:abstractNumId w:val="2"/>
   </w:num>
-  <w:num w:numId="8" w16cid:durableId="1191531580">
+  <w:num w:numId="8" w16cid:durableId="1780296250">
     <w:abstractNumId w:val="1"/>
   </w:num>
-  <w:num w:numId="9" w16cid:durableId="948658440">
+  <w:num w:numId="9" w16cid:durableId="1113791933">
     <w:abstractNumId w:val="0"/>
   </w:num>
 </w:numbering>
